--- a/docs/Приложение_B_Industrial_AI_OS_Siemens_NVIDIA.docx
+++ b/docs/Приложение_B_Industrial_AI_OS_Siemens_NVIDIA.docx
@@ -197,17 +197,17 @@
         <w:t xml:space="preserve">Digital Twin Composer</w:t>
       </w:r>
       <w:r>
-        <w:t xml:space="preserve">: выход на Siemens Xcelerator Marketplace заявлен на </w:t>
+        <w:t xml:space="preserve">. По официальной странице Siemens он </w:t>
       </w:r>
       <w:r>
         <w:rPr>
           <w:b/>
           <w:bCs/>
         </w:rPr>
-        <w:t xml:space="preserve">середину 2026</w:t>
-      </w:r>
-      <w:r>
-        <w:t xml:space="preserve">. На дату этого документа (июнь 2026) это означает наступление GA примерно сейчас — статус стоит сверить.</w:t>
+        <w:t xml:space="preserve">на момент анонса находится в раннем доступе (early access) у избранных клиентов</w:t>
+      </w:r>
+      <w:r>
+        <w:t xml:space="preserve">; выход на Siemens Xcelerator Marketplace заявлен к середине 2026, региональные развёртывания (напр., Индия) — к концу 2026. Полноценный GA-статус явно не объявлен — уточните перед публикацией.</w:t>
       </w:r>
     </w:p>
     <w:p>
@@ -282,7 +282,7 @@
         <w:t xml:space="preserve">5 software-вендоров + 11 производителей + 4 облака + 12 robotics-компаний</w:t>
       </w:r>
       <w:r>
-        <w:t xml:space="preserve">. Вендоры конкурируют между собой за платформу — формулировка обзоров: «CUDA-момент для manufacturing».</w:t>
+        <w:t xml:space="preserve">. Вендоры конкурируют между собой за платформу — отраслевые обзоры (не официальные пресс-релизы) описывают это как «CUDA-момент для manufacturing».</w:t>
       </w:r>
     </w:p>
     <w:p>
@@ -335,6 +335,24 @@
       </w:r>
       <w:r>
         <w:t xml:space="preserve">, а не как готовый к развёртыванию монолитный продукт: формальной исполняемой спецификации «ОС» компании не раскрыли. Реальный продукт под зонтиком — Digital Twin Composer; остальное — портфель, framework и blueprint-ы.</w:t>
+      </w:r>
+    </w:p>
+    <w:p>
+      <w:pPr>
+        <w:spacing w:after="120" w:line="276"/>
+      </w:pPr>
+      <w:r>
+        <w:t xml:space="preserve">Термин «Operating System» в анонсах используется в </w:t>
+      </w:r>
+      <w:r>
+        <w:rPr>
+          <w:b/>
+          <w:bCs/>
+        </w:rPr>
+        <w:t xml:space="preserve">метафорическом смысле</w:t>
+      </w:r>
+      <w:r>
+        <w:t xml:space="preserve"> — как обозначение слоя координации экосистемы, ИИ-агентов и цифровых двойников, а не как название конкретного программного продукта с чётко определённым набором системных вызовов, API и спецификацией.</w:t>
       </w:r>
     </w:p>
     <w:p>
@@ -991,6 +1009,24 @@
         <w:spacing w:after="120" w:line="276"/>
       </w:pPr>
       <w:r>
+        <w:t xml:space="preserve">В анонсах Siemens и NVIDIA этот уровень прямо называют </w:t>
+      </w:r>
+      <w:r>
+        <w:rPr>
+          <w:b/>
+          <w:bCs/>
+        </w:rPr>
+        <w:t xml:space="preserve">«AI Brain»</w:t>
+      </w:r>
+      <w:r>
+        <w:t xml:space="preserve">: опираясь на Omniverse и industrial operations software Siemens, он постоянно анализирует цифровой двойник и генерирует предложения для реального производства.</w:t>
+      </w:r>
+    </w:p>
+    <w:p>
+      <w:pPr>
+        <w:spacing w:after="120" w:line="276"/>
+      </w:pPr>
+      <w:r>
         <w:t xml:space="preserve">Суть «адаптивной фабрики»: завод непрерывно анализирует свой цифровой двойник, проверяет улучшения виртуально и превращает </w:t>
       </w:r>
       <w:r>
@@ -1976,7 +2012,7 @@
                 <w:sz w:val="19"/>
                 <w:szCs w:val="19"/>
               </w:rPr>
-              <w:t xml:space="preserve">Результат (по анонсам)</w:t>
+              <w:t xml:space="preserve">Результат (по анонсам и обзорам)</w:t>
             </w:r>
           </w:p>
         </w:tc>
@@ -2083,7 +2119,7 @@
                 <w:sz w:val="19"/>
                 <w:szCs w:val="19"/>
               </w:rPr>
-              <w:t xml:space="preserve">до 90% проблем выявляется виртуально; +20% throughput на первом внедрении; ~100% валидации дизайна; −10…15% Capex</w:t>
+              <w:t xml:space="preserve">до ~90% проблем выявляется виртуально; до ~20% прироста throughput на первых внедрениях; высокая доля валидации дизайна; снижение Capex</w:t>
             </w:r>
           </w:p>
         </w:tc>
@@ -2190,7 +2226,7 @@
                 <w:sz w:val="19"/>
                 <w:szCs w:val="19"/>
               </w:rPr>
-              <w:t xml:space="preserve">аэродинамическая симуляция в 34× быстрее CPU</w:t>
+              <w:t xml:space="preserve">ускорение аэродинамической симуляции на порядок (заявлено до ~34× относительно CPU)</w:t>
             </w:r>
           </w:p>
         </w:tc>
@@ -2297,7 +2333,7 @@
                 <w:sz w:val="19"/>
                 <w:szCs w:val="19"/>
               </w:rPr>
-              <w:t xml:space="preserve">ускорение моделирования схем в 6×</w:t>
+              <w:t xml:space="preserve">многократное ускорение моделирования схем (до ~6× в отдельных сценариях)</w:t>
             </w:r>
           </w:p>
         </w:tc>
@@ -2404,7 +2440,7 @@
                 <w:sz w:val="19"/>
                 <w:szCs w:val="19"/>
               </w:rPr>
-              <w:t xml:space="preserve">GPU-ускоренная литография и верификация</w:t>
+              <w:t xml:space="preserve">GPU-ускоренная литография и верификация (метрики зависят от процесса, не всегда раскрыты)</w:t>
             </w:r>
           </w:p>
         </w:tc>
@@ -2522,7 +2558,24 @@
         <w:spacing w:after="120" w:line="276"/>
       </w:pPr>
       <w:r>
-        <w:t xml:space="preserve">KION назван самым сложным multi-partner-развёртыванием, но технические детали публично не раскрыты — только маркетинговые описания.</w:t>
+        <w:rPr>
+          <w:b/>
+          <w:bCs/>
+        </w:rPr>
+        <w:t xml:space="preserve">Важно: </w:t>
+      </w:r>
+      <w:r>
+        <w:t xml:space="preserve">указанные проценты относятся к </w:t>
+      </w:r>
+      <w:r>
+        <w:rPr>
+          <w:b/>
+          <w:bCs/>
+        </w:rPr>
+        <w:t xml:space="preserve">первым пилотным проектам и узким сценариям</w:t>
+      </w:r>
+      <w:r>
+        <w:t xml:space="preserve">, а не являются формально гарантируемыми метриками для любых внедрений. Это стоит явно отметить, чтобы избежать некорректной экстраполяции. KION назван самым сложным multi-partner-развёртыванием, но технические детали публично не раскрыты.</w:t>
       </w:r>
     </w:p>
     <w:p>
@@ -3195,6 +3248,21 @@
     </w:tbl>
     <w:p>
       <w:pPr>
+        <w:spacing w:after="120" w:line="276"/>
+      </w:pPr>
+      <w:r>
+        <w:rPr>
+          <w:b/>
+          <w:bCs/>
+        </w:rPr>
+        <w:t xml:space="preserve">Модель ответственности. </w:t>
+      </w:r>
+      <w:r>
+        <w:t xml:space="preserve">В текущих анонсах нет идеи прямого замыкания ИИ-агентов на исполнительный контур. Агенты работают в открытом контуре, формируя гипотезы и планы; решение о применении изменений в физическом мире оформляется через традиционные инженерные механизмы — верификацию сценариев, согласование через PLM/MES и явные заявки на изменение (change-requests). Юридическая и регуляторная ответственность остаётся привязанной к этим процессам и к утверждающим лицам, а не к ИИ-агентам как таковым.</w:t>
+      </w:r>
+    </w:p>
+    <w:p>
+      <w:pPr>
         <w:pStyle w:val="Heading1"/>
       </w:pPr>
       <w:r>
@@ -3211,7 +3279,7 @@
         <w:spacing w:after="60" w:line="272"/>
       </w:pPr>
       <w:r>
-        <w:t xml:space="preserve">«Industrial AI OS» — организующий фреймворк, а не deployable-продукт; Digital Twin Composer в GA только с середины 2026.</w:t>
+        <w:t xml:space="preserve">«Industrial AI OS» — организующий фреймворк, а не deployable-продукт; Digital Twin Composer на момент анонса — в раннем доступе у избранных клиентов, выход на Marketplace — к середине 2026.</w:t>
       </w:r>
     </w:p>
     <w:p>
@@ -3224,7 +3292,17 @@
         <w:spacing w:after="60" w:line="272"/>
       </w:pPr>
       <w:r>
-        <w:t xml:space="preserve">Эрланген — первый blueprint, но это собственный завод Siemens, а не «обычный» цех.</w:t>
+        <w:t xml:space="preserve">Эрланген — </w:t>
+      </w:r>
+      <w:r>
+        <w:rPr>
+          <w:b/>
+          <w:bCs/>
+        </w:rPr>
+        <w:t xml:space="preserve">витринный объект</w:t>
+      </w:r>
+      <w:r>
+        <w:t xml:space="preserve"> с высокой цифровой зрелостью (собственный завод Siemens), а не «обычный» цех; перенос blueprint-а в неизменном виде на средний завод неочевиден.</w:t>
       </w:r>
     </w:p>
     <w:p>
@@ -3250,7 +3328,7 @@
         <w:spacing w:after="60" w:line="272"/>
       </w:pPr>
       <w:r>
-        <w:t xml:space="preserve">Data sovereignty: двойники содержат IP завода, а Omniverse Cloud — инфраструктура NVIDIA; GDPR / EU AI Act толкают к on-prem.</w:t>
+        <w:t xml:space="preserve">Data sovereignty: двойники содержат IP завода, а Omniverse Cloud — инфраструктура NVIDIA; GDPR / европейский закон об ИИ толкают к on-prem и гибридным схемам.</w:t>
       </w:r>
     </w:p>
     <w:p>
@@ -3263,7 +3341,34 @@
         <w:spacing w:after="60" w:line="272"/>
       </w:pPr>
       <w:r>
-        <w:t xml:space="preserve">Геополитика: дефицит и экспортные ограничения GPU; Китай — заметная доля выручки Siemens.</w:t>
+        <w:rPr>
+          <w:b/>
+          <w:bCs/>
+        </w:rPr>
+        <w:t xml:space="preserve">Регуляторный фон: </w:t>
+      </w:r>
+      <w:r>
+        <w:t xml:space="preserve">европейский закон об ИИ (Регламент ЕС 2024/1689) относит многие промышленные системы управления к high-risk. Это стимулирует архитектуры, где обучаемые компоненты отделены от safety-критичного контура чёткой границей ответственности. Industrial AI OS даёт «регуляторно-совместимую» интерпретацию: ИИ — на уровне рекомендаций и оптимизации, выполнение — через традиционные IEC-совместимые цепочки управления.</w:t>
+      </w:r>
+    </w:p>
+    <w:p>
+      <w:pPr>
+        <w:pStyle w:val="ListParagraph"/>
+        <w:numPr>
+          <w:ilvl w:val="0"/>
+          <w:numId w:val="2"/>
+        </w:numPr>
+        <w:spacing w:after="60" w:line="272"/>
+      </w:pPr>
+      <w:r>
+        <w:rPr>
+          <w:b/>
+          <w:bCs/>
+        </w:rPr>
+        <w:t xml:space="preserve">Геополитика и дефицит GPU: </w:t>
+      </w:r>
+      <w:r>
+        <w:t xml:space="preserve">экспортные ограничения и нехватка ускорителей делают тиражирование Omniverse-класса двойников в ряде юрисдикций экономически или политически затруднительным. Подход «AST + словари + правила» оптимизирован под CPU и air-gap — это делает нижний контур не «бедным родственником», а стратегически устойчивым паттерном при ограниченном доступе к железу.</w:t>
       </w:r>
     </w:p>
     <w:p>
@@ -3968,7 +4073,29 @@
         <w:spacing w:after="120" w:line="276"/>
       </w:pPr>
       <w:r>
-        <w:t xml:space="preserve">Вывод: это не конкуренты, а один паттерн на разных рынках. На одном заводе могут жить и цифровой двойник всего цеха, и локальный валидатор кода для ПЛК.</w:t>
+        <w:rPr>
+          <w:b/>
+          <w:bCs/>
+        </w:rPr>
+        <w:t xml:space="preserve">Усиленный вывод. </w:t>
+      </w:r>
+      <w:r>
+        <w:t xml:space="preserve">Партнёрство Siemens × NVIDIA не опровергает, а подтверждает тезис статьи: индустрия строит не «ИИ, управляющий заводом напрямую», а двухконтурные системы, где вероятностный ИИ ограничен уровнем предложений, а доступ к объекту проходит через дорогой, но проверяемый sound-оракул и традиционные механизмы инженерного контроля. На вершине рынка эту роль играет GPU-ускоренный цифровой двойник, внизу — статический анализ, модели кода и жёсткие правила. Различаются масштаб и стоимость реализации, но не принцип: </w:t>
+      </w:r>
+      <w:r>
+        <w:rPr>
+          <w:b/>
+          <w:bCs/>
+        </w:rPr>
+        <w:t xml:space="preserve">вероятностный контур не имеет собственного актуатора.</w:t>
+      </w:r>
+    </w:p>
+    <w:p>
+      <w:pPr>
+        <w:spacing w:after="120" w:line="276"/>
+      </w:pPr>
+      <w:r>
+        <w:t xml:space="preserve">Вывод: это не конкуренты, а один паттерн на разных рынках. Локальные валидаторы кода на AST и правилах реализуют тот же архитектурный паттерн в существенно более дешёвом и регуляторно простом варианте — вплоть до отдельных ПЛК и линий с ограниченными ресурсами.</w:t>
       </w:r>
     </w:p>
     <w:p>
@@ -3994,7 +4121,7 @@
       <w:r>
         <w:t xml:space="preserve">Siemens (06.01.2026). Siemens unveils technologies to accelerate the industrial AI revolution at CES 2026. </w:t>
       </w:r>
-      <w:hyperlink w:history="1" r:id="rIds51h8uwqiritivg7b526b">
+      <w:hyperlink w:history="1" r:id="rIdb0cvi5ooo-0ltsuvtjuyn">
         <w:r>
           <w:rPr>
             <w:rStyle w:val="Hyperlink"/>
@@ -4018,7 +4145,7 @@
       <w:r>
         <w:t xml:space="preserve">NVIDIA Newsroom. Siemens and NVIDIA Expand Partnership to Build the Industrial AI Operating System. </w:t>
       </w:r>
-      <w:hyperlink w:history="1" r:id="rIdxa9abl7-nhh1kbjd-ifq0">
+      <w:hyperlink w:history="1" r:id="rIdco-qnbq-spevxubmuwd-c">
         <w:r>
           <w:rPr>
             <w:rStyle w:val="Hyperlink"/>
@@ -4042,7 +4169,7 @@
       <w:r>
         <w:t xml:space="preserve">Siemens. Digital Twin Composer (CES 2026). </w:t>
       </w:r>
-      <w:hyperlink w:history="1" r:id="rIdxr7pzweshcnhmjvxaae6c">
+      <w:hyperlink w:history="1" r:id="rId1i50e7vj8oj43uiingguv">
         <w:r>
           <w:rPr>
             <w:rStyle w:val="Hyperlink"/>
@@ -4066,7 +4193,7 @@
       <w:r>
         <w:t xml:space="preserve">Siemens &amp; NVIDIA. Expand partnership to build Industrial AI Operating System. </w:t>
       </w:r>
-      <w:hyperlink w:history="1" r:id="rIduoeepygk0jsksiqx8lmkg">
+      <w:hyperlink w:history="1" r:id="rId6f_ezlgqin4jjtupway56">
         <w:r>
           <w:rPr>
             <w:rStyle w:val="Hyperlink"/>
@@ -4090,7 +4217,7 @@
       <w:r>
         <w:t xml:space="preserve">NVIDIA. Case study: Siemens accelerates product development with industrial AI. </w:t>
       </w:r>
-      <w:hyperlink w:history="1" r:id="rIdra6qzwjo-noxrszrselev">
+      <w:hyperlink w:history="1" r:id="rIdvnjtp2orkn0ddwjp5jaay">
         <w:r>
           <w:rPr>
             <w:rStyle w:val="Hyperlink"/>
@@ -4114,7 +4241,7 @@
       <w:r>
         <w:t xml:space="preserve">Interesting Engineering (06.01.2026). Siemens, NVIDIA to build AI operating system. </w:t>
       </w:r>
-      <w:hyperlink w:history="1" r:id="rIds7afdrykn7d7rc1dvt5dp">
+      <w:hyperlink w:history="1" r:id="rId_d3uzqfhsplljrjstzayy">
         <w:r>
           <w:rPr>
             <w:rStyle w:val="Hyperlink"/>
@@ -4138,7 +4265,7 @@
       <w:r>
         <w:t xml:space="preserve">Metrology.news. Siemens and NVIDIA unveil Industrial AI Operating System. </w:t>
       </w:r>
-      <w:hyperlink w:history="1" r:id="rIdhuszheojsvayaemmuarqd">
+      <w:hyperlink w:history="1" r:id="rIdv289tktzi5qssv7hcyxz4">
         <w:r>
           <w:rPr>
             <w:rStyle w:val="Hyperlink"/>
@@ -4162,7 +4289,7 @@
       <w:r>
         <w:t xml:space="preserve">Engineering.com. Siemens and NVIDIA building next-gen Industrial AI Operating System. </w:t>
       </w:r>
-      <w:hyperlink w:history="1" r:id="rId_8cd-_aztrtotg4g4xpbn">
+      <w:hyperlink w:history="1" r:id="rId-vodxqujcqcs0trjp8z5p">
         <w:r>
           <w:rPr>
             <w:rStyle w:val="Hyperlink"/>
@@ -4186,7 +4313,7 @@
       <w:r>
         <w:t xml:space="preserve">Siemens. Digital Transformers: Electronics Factory Erlangen. </w:t>
       </w:r>
-      <w:hyperlink w:history="1" r:id="rIdyyqqqzciwte5rmt8qyvfu">
+      <w:hyperlink w:history="1" r:id="rIdks9cgu_mg3w_vbgjlw8fy">
         <w:r>
           <w:rPr>
             <w:rStyle w:val="Hyperlink"/>
@@ -4210,7 +4337,7 @@
       <w:r>
         <w:t xml:space="preserve">NVIDIA Developer. Isaac platform (robotics, edge). </w:t>
       </w:r>
-      <w:hyperlink w:history="1" r:id="rIdm_al_k-ngiri8lod_wq1v">
+      <w:hyperlink w:history="1" r:id="rIdd0cpi3tngxvh65rz51nm_">
         <w:r>
           <w:rPr>
             <w:rStyle w:val="Hyperlink"/>

--- a/docs/Приложение_B_Industrial_AI_OS_Siemens_NVIDIA.docx
+++ b/docs/Приложение_B_Industrial_AI_OS_Siemens_NVIDIA.docx
@@ -3381,11 +3381,66 @@
         <w:spacing w:after="60" w:line="272"/>
       </w:pPr>
       <w:r>
+        <w:rPr>
+          <w:b/>
+          <w:bCs/>
+        </w:rPr>
+        <w:t xml:space="preserve">Air-gap и локальная юрисдикция: </w:t>
+      </w:r>
+      <w:r>
+        <w:t xml:space="preserve">на многих российских объектах КИИ облачные двойники недопустимы по требованиям изоляции (ГОСТ Р 56921, требования ФСТЭК, 152-ФЗ). Здесь enterprise-стек с Omniverse Cloud неприменим в принципе, а подход «AST + правила на локальной машине» ложится в air-gapped-контур без изменений — это не компромисс, а соответствие требованиям.</w:t>
+      </w:r>
+    </w:p>
+    <w:p>
+      <w:pPr>
+        <w:pStyle w:val="ListParagraph"/>
+        <w:numPr>
+          <w:ilvl w:val="0"/>
+          <w:numId w:val="2"/>
+        </w:numPr>
+        <w:spacing w:after="60" w:line="272"/>
+      </w:pPr>
+      <w:r>
+        <w:rPr>
+          <w:b/>
+          <w:bCs/>
+        </w:rPr>
+        <w:t xml:space="preserve">Пределы переноса blueprint-ов: </w:t>
+      </w:r>
+      <w:r>
+        <w:t xml:space="preserve">витрина Erlangen реалистична для переноса там, где уже есть высокая цифровая зрелость, единый PLM/MES-бэкбон и бюджет на GPU/интеграторов. На «среднем» заводе (разнородные контроллеры, частичная цифровизация, без облака) дешевле и быстрее сразу идти через нижний контур (AST + правила), а двойник вводить точечно под конкретные дорогие решения.</w:t>
+      </w:r>
+    </w:p>
+    <w:p>
+      <w:pPr>
+        <w:pStyle w:val="ListParagraph"/>
+        <w:numPr>
+          <w:ilvl w:val="0"/>
+          <w:numId w:val="2"/>
+        </w:numPr>
+        <w:spacing w:after="60" w:line="272"/>
+      </w:pPr>
+      <w:r>
         <w:t xml:space="preserve">Конкуренция облаков за тот же слой: AWS TwinMaker, Azure Digital Twins, Google Manufacturing.</w:t>
       </w:r>
     </w:p>
     <w:p>
       <w:pPr>
+        <w:spacing w:after="120" w:line="276"/>
+      </w:pPr>
+      <w:r>
+        <w:rPr>
+          <w:b/>
+          <w:bCs/>
+        </w:rPr>
+        <w:t xml:space="preserve">Дисклеймер об экосистеме. </w:t>
+      </w:r>
+      <w:r>
+        <w:t xml:space="preserve">Набор партнёров, названия продуктов и статусы релизов в этой области меняются быстро (что подтверждает и история с ранним доступом Digital Twin Composer). Устойчив именно архитектурный паттерн — разделение открытого и замкнутого контуров; конкретные вендоры, продукты и облака — переменные, и при чтении приложения их стоит сверять с актуальными источниками.</w:t>
+      </w:r>
+    </w:p>
+    <w:p>
+      <w:pPr>
         <w:pStyle w:val="Heading1"/>
       </w:pPr>
       <w:r>
@@ -3405,7 +3460,7 @@
         <w:spacing w:after="120" w:line="276"/>
       </w:pPr>
       <w:r>
-        <w:t xml:space="preserve">Контраст, который усиливает позиционирование bottom-up подхода:</w:t>
+        <w:t xml:space="preserve">Контраст по осям, который усиливает позиционирование bottom-up подхода:</w:t>
       </w:r>
     </w:p>
     <w:tbl>
@@ -3421,9 +3476,9 @@
         </w:tblBorders>
       </w:tblPr>
       <w:tblGrid>
-        <w:gridCol w:w="3120"/>
-        <w:gridCol w:w="3120"/>
-        <w:gridCol w:w="3120"/>
+        <w:gridCol w:w="2200"/>
+        <w:gridCol w:w="3580"/>
+        <w:gridCol w:w="3580"/>
       </w:tblGrid>
       <w:tr>
         <w:trPr>
@@ -3431,7 +3486,7 @@
         </w:trPr>
         <w:tc>
           <w:tcPr>
-            <w:tcW w:type="dxa" w:w="3120"/>
+            <w:tcW w:type="dxa" w:w="2200"/>
             <w:tcBorders>
               <w:top w:val="single" w:color="BBBBBB" w:sz="1"/>
               <w:left w:val="single" w:color="BBBBBB" w:sz="1"/>
@@ -3459,13 +3514,13 @@
                 <w:sz w:val="19"/>
                 <w:szCs w:val="19"/>
               </w:rPr>
-              <w:t xml:space="preserve">Метрика</w:t>
-            </w:r>
-          </w:p>
-        </w:tc>
-        <w:tc>
-          <w:tcPr>
-            <w:tcW w:type="dxa" w:w="3120"/>
+              <w:t xml:space="preserve">Ось</w:t>
+            </w:r>
+          </w:p>
+        </w:tc>
+        <w:tc>
+          <w:tcPr>
+            <w:tcW w:type="dxa" w:w="3580"/>
             <w:tcBorders>
               <w:top w:val="single" w:color="BBBBBB" w:sz="1"/>
               <w:left w:val="single" w:color="BBBBBB" w:sz="1"/>
@@ -3499,7 +3554,7 @@
         </w:tc>
         <w:tc>
           <w:tcPr>
-            <w:tcW w:type="dxa" w:w="3120"/>
+            <w:tcW w:type="dxa" w:w="3580"/>
             <w:tcBorders>
               <w:top w:val="single" w:color="BBBBBB" w:sz="1"/>
               <w:left w:val="single" w:color="BBBBBB" w:sz="1"/>
@@ -3538,7 +3593,7 @@
         </w:trPr>
         <w:tc>
           <w:tcPr>
-            <w:tcW w:type="dxa" w:w="3120"/>
+            <w:tcW w:type="dxa" w:w="2200"/>
             <w:tcBorders>
               <w:top w:val="single" w:color="BBBBBB" w:sz="1"/>
               <w:left w:val="single" w:color="BBBBBB" w:sz="1"/>
@@ -3572,7 +3627,7 @@
         </w:tc>
         <w:tc>
           <w:tcPr>
-            <w:tcW w:type="dxa" w:w="3120"/>
+            <w:tcW w:type="dxa" w:w="3580"/>
             <w:tcBorders>
               <w:top w:val="single" w:color="BBBBBB" w:sz="1"/>
               <w:left w:val="single" w:color="BBBBBB" w:sz="1"/>
@@ -3600,13 +3655,13 @@
                 <w:sz w:val="19"/>
                 <w:szCs w:val="19"/>
               </w:rPr>
-              <w:t xml:space="preserve">Завод / холдинг, десятки линий</w:t>
-            </w:r>
-          </w:p>
-        </w:tc>
-        <w:tc>
-          <w:tcPr>
-            <w:tcW w:type="dxa" w:w="3120"/>
+              <w:t xml:space="preserve">завод / холдинг, десятки линий</w:t>
+            </w:r>
+          </w:p>
+        </w:tc>
+        <w:tc>
+          <w:tcPr>
+            <w:tcW w:type="dxa" w:w="3580"/>
             <w:tcBorders>
               <w:top w:val="single" w:color="BBBBBB" w:sz="1"/>
               <w:left w:val="single" w:color="BBBBBB" w:sz="1"/>
@@ -3634,7 +3689,7 @@
                 <w:sz w:val="19"/>
                 <w:szCs w:val="19"/>
               </w:rPr>
-              <w:t xml:space="preserve">Отдельный узел, станция</w:t>
+              <w:t xml:space="preserve">отдельный узел, станция, один ПЛК</w:t>
             </w:r>
           </w:p>
         </w:tc>
@@ -3645,7 +3700,7 @@
         </w:trPr>
         <w:tc>
           <w:tcPr>
-            <w:tcW w:type="dxa" w:w="3120"/>
+            <w:tcW w:type="dxa" w:w="2200"/>
             <w:tcBorders>
               <w:top w:val="single" w:color="BBBBBB" w:sz="1"/>
               <w:left w:val="single" w:color="BBBBBB" w:sz="1"/>
@@ -3673,13 +3728,13 @@
                 <w:sz w:val="19"/>
                 <w:szCs w:val="19"/>
               </w:rPr>
-              <w:t xml:space="preserve">Входной билет</w:t>
-            </w:r>
-          </w:p>
-        </w:tc>
-        <w:tc>
-          <w:tcPr>
-            <w:tcW w:type="dxa" w:w="3120"/>
+              <w:t xml:space="preserve">Роль ИИ</w:t>
+            </w:r>
+          </w:p>
+        </w:tc>
+        <w:tc>
+          <w:tcPr>
+            <w:tcW w:type="dxa" w:w="3580"/>
             <w:tcBorders>
               <w:top w:val="single" w:color="BBBBBB" w:sz="1"/>
               <w:left w:val="single" w:color="BBBBBB" w:sz="1"/>
@@ -3707,13 +3762,13 @@
                 <w:sz w:val="19"/>
                 <w:szCs w:val="19"/>
               </w:rPr>
-              <w:t xml:space="preserve">Миллионы $, годы, Accenture</w:t>
-            </w:r>
-          </w:p>
-        </w:tc>
-        <w:tc>
-          <w:tcPr>
-            <w:tcW w:type="dxa" w:w="3120"/>
+              <w:t xml:space="preserve">агенты по всему жизненному циклу</w:t>
+            </w:r>
+          </w:p>
+        </w:tc>
+        <w:tc>
+          <w:tcPr>
+            <w:tcW w:type="dxa" w:w="3580"/>
             <w:tcBorders>
               <w:top w:val="single" w:color="BBBBBB" w:sz="1"/>
               <w:left w:val="single" w:color="BBBBBB" w:sz="1"/>
@@ -3741,7 +3796,7 @@
                 <w:sz w:val="19"/>
                 <w:szCs w:val="19"/>
               </w:rPr>
-              <w:t xml:space="preserve">Ноутбук, локальный сервер, недели</w:t>
+              <w:t xml:space="preserve">ассистент, жёстко ограниченный правилами</w:t>
             </w:r>
           </w:p>
         </w:tc>
@@ -3752,7 +3807,7 @@
         </w:trPr>
         <w:tc>
           <w:tcPr>
-            <w:tcW w:type="dxa" w:w="3120"/>
+            <w:tcW w:type="dxa" w:w="2200"/>
             <w:tcBorders>
               <w:top w:val="single" w:color="BBBBBB" w:sz="1"/>
               <w:left w:val="single" w:color="BBBBBB" w:sz="1"/>
@@ -3780,13 +3835,13 @@
                 <w:sz w:val="19"/>
                 <w:szCs w:val="19"/>
               </w:rPr>
-              <w:t xml:space="preserve">Sound-оракул</w:t>
-            </w:r>
-          </w:p>
-        </w:tc>
-        <w:tc>
-          <w:tcPr>
-            <w:tcW w:type="dxa" w:w="3120"/>
+              <w:t xml:space="preserve">Тип sound-оракула</w:t>
+            </w:r>
+          </w:p>
+        </w:tc>
+        <w:tc>
+          <w:tcPr>
+            <w:tcW w:type="dxa" w:w="3580"/>
             <w:tcBorders>
               <w:top w:val="single" w:color="BBBBBB" w:sz="1"/>
               <w:left w:val="single" w:color="BBBBBB" w:sz="1"/>
@@ -3814,13 +3869,13 @@
                 <w:sz w:val="19"/>
                 <w:szCs w:val="19"/>
               </w:rPr>
-              <w:t xml:space="preserve">Цифровой двойник + симуляция</w:t>
-            </w:r>
-          </w:p>
-        </w:tc>
-        <w:tc>
-          <w:tcPr>
-            <w:tcW w:type="dxa" w:w="3120"/>
+              <w:t xml:space="preserve">цифровой двойник + физическая симуляция (дорогой)</w:t>
+            </w:r>
+          </w:p>
+        </w:tc>
+        <w:tc>
+          <w:tcPr>
+            <w:tcW w:type="dxa" w:w="3580"/>
             <w:tcBorders>
               <w:top w:val="single" w:color="BBBBBB" w:sz="1"/>
               <w:left w:val="single" w:color="BBBBBB" w:sz="1"/>
@@ -3848,7 +3903,7 @@
                 <w:sz w:val="19"/>
                 <w:szCs w:val="19"/>
               </w:rPr>
-              <w:t xml:space="preserve">AST + словари + правила</w:t>
+              <w:t xml:space="preserve">AST + словари + правила (дешёвый)</w:t>
             </w:r>
           </w:p>
         </w:tc>
@@ -3859,7 +3914,7 @@
         </w:trPr>
         <w:tc>
           <w:tcPr>
-            <w:tcW w:type="dxa" w:w="3120"/>
+            <w:tcW w:type="dxa" w:w="2200"/>
             <w:tcBorders>
               <w:top w:val="single" w:color="BBBBBB" w:sz="1"/>
               <w:left w:val="single" w:color="BBBBBB" w:sz="1"/>
@@ -3887,13 +3942,13 @@
                 <w:sz w:val="19"/>
                 <w:szCs w:val="19"/>
               </w:rPr>
-              <w:t xml:space="preserve">Где крутится</w:t>
-            </w:r>
-          </w:p>
-        </w:tc>
-        <w:tc>
-          <w:tcPr>
-            <w:tcW w:type="dxa" w:w="3120"/>
+              <w:t xml:space="preserve">Регуляторные последствия</w:t>
+            </w:r>
+          </w:p>
+        </w:tc>
+        <w:tc>
+          <w:tcPr>
+            <w:tcW w:type="dxa" w:w="3580"/>
             <w:tcBorders>
               <w:top w:val="single" w:color="BBBBBB" w:sz="1"/>
               <w:left w:val="single" w:color="BBBBBB" w:sz="1"/>
@@ -3921,13 +3976,13 @@
                 <w:sz w:val="19"/>
                 <w:szCs w:val="19"/>
               </w:rPr>
-              <w:t xml:space="preserve">Облака + on-prem кластеры</w:t>
-            </w:r>
-          </w:p>
-        </w:tc>
-        <w:tc>
-          <w:tcPr>
-            <w:tcW w:type="dxa" w:w="3120"/>
+              <w:t xml:space="preserve">данные/IP в облаке вендора; вопросы суверенитета, GDPR/AI Act</w:t>
+            </w:r>
+          </w:p>
+        </w:tc>
+        <w:tc>
+          <w:tcPr>
+            <w:tcW w:type="dxa" w:w="3580"/>
             <w:tcBorders>
               <w:top w:val="single" w:color="BBBBBB" w:sz="1"/>
               <w:left w:val="single" w:color="BBBBBB" w:sz="1"/>
@@ -3955,7 +4010,7 @@
                 <w:sz w:val="19"/>
                 <w:szCs w:val="19"/>
               </w:rPr>
-              <w:t xml:space="preserve">Полностью локально (air-gap)</w:t>
+              <w:t xml:space="preserve">локально и аудируемо; ложится в air-gap, ГОСТ Р 56921, ФСТЭК</w:t>
             </w:r>
           </w:p>
         </w:tc>
@@ -3966,7 +4021,7 @@
         </w:trPr>
         <w:tc>
           <w:tcPr>
-            <w:tcW w:type="dxa" w:w="3120"/>
+            <w:tcW w:type="dxa" w:w="2200"/>
             <w:tcBorders>
               <w:top w:val="single" w:color="BBBBBB" w:sz="1"/>
               <w:left w:val="single" w:color="BBBBBB" w:sz="1"/>
@@ -3994,13 +4049,13 @@
                 <w:sz w:val="19"/>
                 <w:szCs w:val="19"/>
               </w:rPr>
-              <w:t xml:space="preserve">Роль ИИ</w:t>
-            </w:r>
-          </w:p>
-        </w:tc>
-        <w:tc>
-          <w:tcPr>
-            <w:tcW w:type="dxa" w:w="3120"/>
+              <w:t xml:space="preserve">Зависимость от инфраструктуры</w:t>
+            </w:r>
+          </w:p>
+        </w:tc>
+        <w:tc>
+          <w:tcPr>
+            <w:tcW w:type="dxa" w:w="3580"/>
             <w:tcBorders>
               <w:top w:val="single" w:color="BBBBBB" w:sz="1"/>
               <w:left w:val="single" w:color="BBBBBB" w:sz="1"/>
@@ -4028,13 +4083,13 @@
                 <w:sz w:val="19"/>
                 <w:szCs w:val="19"/>
               </w:rPr>
-              <w:t xml:space="preserve">Агенты по жизненному циклу</w:t>
-            </w:r>
-          </w:p>
-        </w:tc>
-        <w:tc>
-          <w:tcPr>
-            <w:tcW w:type="dxa" w:w="3120"/>
+              <w:t xml:space="preserve">GPU-кластеры, облака, интеграторы, годы</w:t>
+            </w:r>
+          </w:p>
+        </w:tc>
+        <w:tc>
+          <w:tcPr>
+            <w:tcW w:type="dxa" w:w="3580"/>
             <w:tcBorders>
               <w:top w:val="single" w:color="BBBBBB" w:sz="1"/>
               <w:left w:val="single" w:color="BBBBBB" w:sz="1"/>
@@ -4062,7 +4117,114 @@
                 <w:sz w:val="19"/>
                 <w:szCs w:val="19"/>
               </w:rPr>
-              <w:t xml:space="preserve">Ассистент, жёстко ограниченный правилами</w:t>
+              <w:t xml:space="preserve">обычный CPU, недели, без интернета</w:t>
+            </w:r>
+          </w:p>
+        </w:tc>
+      </w:tr>
+      <w:tr>
+        <w:trPr>
+          <w:tblHeader w:val="false"/>
+        </w:trPr>
+        <w:tc>
+          <w:tcPr>
+            <w:tcW w:type="dxa" w:w="2200"/>
+            <w:tcBorders>
+              <w:top w:val="single" w:color="BBBBBB" w:sz="1"/>
+              <w:left w:val="single" w:color="BBBBBB" w:sz="1"/>
+              <w:bottom w:val="single" w:color="BBBBBB" w:sz="1"/>
+              <w:right w:val="single" w:color="BBBBBB" w:sz="1"/>
+            </w:tcBorders>
+            <w:shd w:fill="F2F7FB" w:val="clear"/>
+            <w:tcMar>
+              <w:top w:type="dxa" w:w="60"/>
+              <w:left w:type="dxa" w:w="110"/>
+              <w:bottom w:type="dxa" w:w="60"/>
+              <w:right w:type="dxa" w:w="110"/>
+            </w:tcMar>
+          </w:tcPr>
+          <w:p>
+            <w:pPr>
+              <w:spacing w:after="0" w:line="252"/>
+              <w:jc w:val="left"/>
+            </w:pPr>
+            <w:r>
+              <w:rPr>
+                <w:b w:val="false"/>
+                <w:bCs w:val="false"/>
+                <w:color w:val="000000"/>
+                <w:sz w:val="19"/>
+                <w:szCs w:val="19"/>
+              </w:rPr>
+              <w:t xml:space="preserve">Входной билет</w:t>
+            </w:r>
+          </w:p>
+        </w:tc>
+        <w:tc>
+          <w:tcPr>
+            <w:tcW w:type="dxa" w:w="3580"/>
+            <w:tcBorders>
+              <w:top w:val="single" w:color="BBBBBB" w:sz="1"/>
+              <w:left w:val="single" w:color="BBBBBB" w:sz="1"/>
+              <w:bottom w:val="single" w:color="BBBBBB" w:sz="1"/>
+              <w:right w:val="single" w:color="BBBBBB" w:sz="1"/>
+            </w:tcBorders>
+            <w:shd w:fill="F2F7FB" w:val="clear"/>
+            <w:tcMar>
+              <w:top w:type="dxa" w:w="60"/>
+              <w:left w:type="dxa" w:w="110"/>
+              <w:bottom w:type="dxa" w:w="60"/>
+              <w:right w:type="dxa" w:w="110"/>
+            </w:tcMar>
+          </w:tcPr>
+          <w:p>
+            <w:pPr>
+              <w:spacing w:after="0" w:line="252"/>
+              <w:jc w:val="left"/>
+            </w:pPr>
+            <w:r>
+              <w:rPr>
+                <w:b w:val="false"/>
+                <w:bCs w:val="false"/>
+                <w:color w:val="000000"/>
+                <w:sz w:val="19"/>
+                <w:szCs w:val="19"/>
+              </w:rPr>
+              <w:t xml:space="preserve">миллионы $, длительный проект</w:t>
+            </w:r>
+          </w:p>
+        </w:tc>
+        <w:tc>
+          <w:tcPr>
+            <w:tcW w:type="dxa" w:w="3580"/>
+            <w:tcBorders>
+              <w:top w:val="single" w:color="BBBBBB" w:sz="1"/>
+              <w:left w:val="single" w:color="BBBBBB" w:sz="1"/>
+              <w:bottom w:val="single" w:color="BBBBBB" w:sz="1"/>
+              <w:right w:val="single" w:color="BBBBBB" w:sz="1"/>
+            </w:tcBorders>
+            <w:shd w:fill="F2F7FB" w:val="clear"/>
+            <w:tcMar>
+              <w:top w:type="dxa" w:w="60"/>
+              <w:left w:type="dxa" w:w="110"/>
+              <w:bottom w:type="dxa" w:w="60"/>
+              <w:right w:type="dxa" w:w="110"/>
+            </w:tcMar>
+          </w:tcPr>
+          <w:p>
+            <w:pPr>
+              <w:spacing w:after="0" w:line="252"/>
+              <w:jc w:val="left"/>
+            </w:pPr>
+            <w:r>
+              <w:rPr>
+                <w:b w:val="false"/>
+                <w:bCs w:val="false"/>
+                <w:color w:val="000000"/>
+                <w:sz w:val="19"/>
+                <w:szCs w:val="19"/>
+              </w:rPr>
+              <w:t xml:space="preserve">ноутбук или локальный сервер</w:t>
             </w:r>
           </w:p>
         </w:tc>
@@ -4121,7 +4283,7 @@
       <w:r>
         <w:t xml:space="preserve">Siemens (06.01.2026). Siemens unveils technologies to accelerate the industrial AI revolution at CES 2026. </w:t>
       </w:r>
-      <w:hyperlink w:history="1" r:id="rIdb0cvi5ooo-0ltsuvtjuyn">
+      <w:hyperlink w:history="1" r:id="rId2rv_botyqc8bm2mlym4h6">
         <w:r>
           <w:rPr>
             <w:rStyle w:val="Hyperlink"/>
@@ -4145,7 +4307,7 @@
       <w:r>
         <w:t xml:space="preserve">NVIDIA Newsroom. Siemens and NVIDIA Expand Partnership to Build the Industrial AI Operating System. </w:t>
       </w:r>
-      <w:hyperlink w:history="1" r:id="rIdco-qnbq-spevxubmuwd-c">
+      <w:hyperlink w:history="1" r:id="rIdneoimltjt3c35orifdyeh">
         <w:r>
           <w:rPr>
             <w:rStyle w:val="Hyperlink"/>
@@ -4169,7 +4331,7 @@
       <w:r>
         <w:t xml:space="preserve">Siemens. Digital Twin Composer (CES 2026). </w:t>
       </w:r>
-      <w:hyperlink w:history="1" r:id="rId1i50e7vj8oj43uiingguv">
+      <w:hyperlink w:history="1" r:id="rIdbdmknfnau5zabg1lgeahd">
         <w:r>
           <w:rPr>
             <w:rStyle w:val="Hyperlink"/>
@@ -4193,7 +4355,7 @@
       <w:r>
         <w:t xml:space="preserve">Siemens &amp; NVIDIA. Expand partnership to build Industrial AI Operating System. </w:t>
       </w:r>
-      <w:hyperlink w:history="1" r:id="rId6f_ezlgqin4jjtupway56">
+      <w:hyperlink w:history="1" r:id="rIdgbge0gxnxlawsiuxrnnmz">
         <w:r>
           <w:rPr>
             <w:rStyle w:val="Hyperlink"/>
@@ -4217,7 +4379,7 @@
       <w:r>
         <w:t xml:space="preserve">NVIDIA. Case study: Siemens accelerates product development with industrial AI. </w:t>
       </w:r>
-      <w:hyperlink w:history="1" r:id="rIdvnjtp2orkn0ddwjp5jaay">
+      <w:hyperlink w:history="1" r:id="rIdv3vcb4amhhmcs0xqs3aie">
         <w:r>
           <w:rPr>
             <w:rStyle w:val="Hyperlink"/>
@@ -4241,7 +4403,7 @@
       <w:r>
         <w:t xml:space="preserve">Interesting Engineering (06.01.2026). Siemens, NVIDIA to build AI operating system. </w:t>
       </w:r>
-      <w:hyperlink w:history="1" r:id="rId_d3uzqfhsplljrjstzayy">
+      <w:hyperlink w:history="1" r:id="rIdfqggnfxzb9clgcy9_bvr3">
         <w:r>
           <w:rPr>
             <w:rStyle w:val="Hyperlink"/>
@@ -4265,7 +4427,7 @@
       <w:r>
         <w:t xml:space="preserve">Metrology.news. Siemens and NVIDIA unveil Industrial AI Operating System. </w:t>
       </w:r>
-      <w:hyperlink w:history="1" r:id="rIdv289tktzi5qssv7hcyxz4">
+      <w:hyperlink w:history="1" r:id="rIdrievkqqbd7s-ah00s7xkl">
         <w:r>
           <w:rPr>
             <w:rStyle w:val="Hyperlink"/>
@@ -4289,7 +4451,7 @@
       <w:r>
         <w:t xml:space="preserve">Engineering.com. Siemens and NVIDIA building next-gen Industrial AI Operating System. </w:t>
       </w:r>
-      <w:hyperlink w:history="1" r:id="rId-vodxqujcqcs0trjp8z5p">
+      <w:hyperlink w:history="1" r:id="rIdarl4vx-28qwwidzb2tucp">
         <w:r>
           <w:rPr>
             <w:rStyle w:val="Hyperlink"/>
@@ -4313,7 +4475,7 @@
       <w:r>
         <w:t xml:space="preserve">Siemens. Digital Transformers: Electronics Factory Erlangen. </w:t>
       </w:r>
-      <w:hyperlink w:history="1" r:id="rIdks9cgu_mg3w_vbgjlw8fy">
+      <w:hyperlink w:history="1" r:id="rIdf6dmh7rao7gv4nbzw5zvx">
         <w:r>
           <w:rPr>
             <w:rStyle w:val="Hyperlink"/>
@@ -4337,7 +4499,7 @@
       <w:r>
         <w:t xml:space="preserve">NVIDIA Developer. Isaac platform (robotics, edge). </w:t>
       </w:r>
-      <w:hyperlink w:history="1" r:id="rIdd0cpi3tngxvh65rz51nm_">
+      <w:hyperlink w:history="1" r:id="rId5maa0vlxvkoswmzp90yy0">
         <w:r>
           <w:rPr>
             <w:rStyle w:val="Hyperlink"/>
